--- a/eng/docx/61.content.docx
+++ b/eng/docx/61.content.docx
@@ -136,13 +136,6 @@
         <w:rPr>
           <w:lang w:val="en_US" w:bidi="en_US"/>
         </w:rPr>
-      </w:r>
-      <w:r>
-        <w:rPr>
-          <w:i/>
-          <w:lang w:val="en_US" w:bidi="en_US"/>
-        </w:rPr>
-        <w:t>2 Peter 1:1, 2 Peter 1:1 (#2), 2 Peter 1:3, 2 Peter 1:3–4, 2 Peter 1:5–7, 2 Peter 1:9, 2 Peter 1:10–11, 2 Peter 1:12–14, 2 Peter 1:16–17, 2 Peter 1:19–21, 2 Peter 2:1, 2 Peter 2:1 (#2), 2 Peter 2:1–3, 2 Peter 2:4–6, 2 Peter 2:5, 2 Peter 2:9, 2 Peter 2:10–11, 2 Peter 2:14, 2 Peter 2:15–16, 2 Peter 2:19, 2 Peter 2:20–21, 2 Peter 3:1–2, 2 Peter 3:3–4, 2 Peter 3:5–7, 2 Peter 3:9, 2 Peter 3:10, 2 Peter 3:11–13, 2 Peter 3:15–16, 2 Peter 3:17–18</w:t>
       </w:r>
       <w:r>
         <w:rPr>

--- a/eng/docx/61.content.docx
+++ b/eng/docx/61.content.docx
@@ -123,19 +123,6 @@
           <w:lang w:val="en_US" w:bidi="en_US"/>
         </w:rPr>
         <w:t>2PE</w:t>
-      </w:r>
-      <w:r>
-        <w:rPr>
-          <w:lang w:val="en_US" w:bidi="en_US"/>
-        </w:rPr>
-      </w:r>
-    </w:p>
-    <w:p>
-      <w:pPr/>
-      <w:r>
-        <w:rPr>
-          <w:lang w:val="en_US" w:bidi="en_US"/>
-        </w:rPr>
       </w:r>
       <w:r>
         <w:rPr>

--- a/eng/docx/61.content.docx
+++ b/eng/docx/61.content.docx
@@ -19,7 +19,7 @@
         <w:rPr>
           <w:lang w:val="en_US" w:bidi="en_US"/>
         </w:rPr>
-        <w:t>Resource: Translation Questions (unfoldingWord)</w:t>
+        <w:t>Resource: unfoldingWord® Translation Questions</w:t>
       </w:r>
       <w:r>
         <w:rPr>
@@ -85,7 +85,7 @@
         <w:rPr>
           <w:lang w:val="en_US" w:bidi="en_US"/>
         </w:rPr>
-        <w:t>Translation Questions (unfoldingWord)</w:t>
+        <w:t>unfoldingWord® Translation Questions</w:t>
       </w:r>
     </w:p>
     <w:p>

--- a/eng/docx/61.content.docx
+++ b/eng/docx/61.content.docx
@@ -185,7 +185,7 @@
         <w:rPr>
           <w:lang w:val="en_US" w:bidi="en_US"/>
         </w:rPr>
-        <w:t>2 Peter 1:1</w:t>
+        <w:t>2 Peter 1:1 (#1)</w:t>
       </w:r>
       <w:r>
         <w:rPr>
@@ -311,7 +311,7 @@
         <w:rPr>
           <w:lang w:val="en_US" w:bidi="en_US"/>
         </w:rPr>
-        <w:t>2 Peter 1:3</w:t>
+        <w:t>2 Peter 1:3 (#1)</w:t>
       </w:r>
       <w:r>
         <w:rPr>
@@ -374,7 +374,7 @@
         <w:rPr>
           <w:lang w:val="en_US" w:bidi="en_US"/>
         </w:rPr>
-        <w:t>2 Peter 1:3–4</w:t>
+        <w:t>2 Peter 1:3–4 (#1)</w:t>
       </w:r>
       <w:r>
         <w:rPr>
@@ -437,7 +437,7 @@
         <w:rPr>
           <w:lang w:val="en_US" w:bidi="en_US"/>
         </w:rPr>
-        <w:t>2 Peter 1:5–7</w:t>
+        <w:t>2 Peter 1:5–7 (#1)</w:t>
       </w:r>
       <w:r>
         <w:rPr>
@@ -500,7 +500,7 @@
         <w:rPr>
           <w:lang w:val="en_US" w:bidi="en_US"/>
         </w:rPr>
-        <w:t>2 Peter 1:9</w:t>
+        <w:t>2 Peter 1:9 (#1)</w:t>
       </w:r>
       <w:r>
         <w:rPr>
@@ -563,7 +563,7 @@
         <w:rPr>
           <w:lang w:val="en_US" w:bidi="en_US"/>
         </w:rPr>
-        <w:t>2 Peter 1:10–11</w:t>
+        <w:t>2 Peter 1:10–11 (#1)</w:t>
       </w:r>
       <w:r>
         <w:rPr>
@@ -626,7 +626,7 @@
         <w:rPr>
           <w:lang w:val="en_US" w:bidi="en_US"/>
         </w:rPr>
-        <w:t>2 Peter 1:12–14</w:t>
+        <w:t>2 Peter 1:12–14 (#1)</w:t>
       </w:r>
       <w:r>
         <w:rPr>
@@ -660,7 +660,7 @@
         <w:rPr>
           <w:lang w:val="en_US" w:bidi="en_US"/>
         </w:rPr>
-        <w:t>Becuase their Lord Jesus Christ had shown him that he would soon remove his tent.</w:t>
+        <w:t>Because their Lord Jesus Christ had shown him that he would soon remove his tent.</w:t>
       </w:r>
       <w:r>
         <w:rPr>
@@ -689,7 +689,7 @@
         <w:rPr>
           <w:lang w:val="en_US" w:bidi="en_US"/>
         </w:rPr>
-        <w:t>2 Peter 1:16–17</w:t>
+        <w:t>2 Peter 1:16–17 (#1)</w:t>
       </w:r>
       <w:r>
         <w:rPr>
@@ -752,7 +752,7 @@
         <w:rPr>
           <w:lang w:val="en_US" w:bidi="en_US"/>
         </w:rPr>
-        <w:t>2 Peter 1:19–21</w:t>
+        <w:t>2 Peter 1:19–21 (#1)</w:t>
       </w:r>
       <w:r>
         <w:rPr>
@@ -815,7 +815,7 @@
         <w:rPr>
           <w:lang w:val="en_US" w:bidi="en_US"/>
         </w:rPr>
-        <w:t>2 Peter 2:1</w:t>
+        <w:t>2 Peter 2:1 (#2)</w:t>
       </w:r>
       <w:r>
         <w:rPr>
@@ -835,6 +835,69 @@
           <w:b/>
           <w:lang w:val="en_US" w:bidi="en_US"/>
         </w:rPr>
+        <w:t>What will come upon the false teachers?</w:t>
+      </w:r>
+    </w:p>
+    <w:p>
+      <w:pPr/>
+      <w:r>
+        <w:rPr>
+          <w:lang w:val="en_US" w:bidi="en_US"/>
+        </w:rPr>
+      </w:r>
+      <w:r>
+        <w:rPr>
+          <w:lang w:val="en_US" w:bidi="en_US"/>
+        </w:rPr>
+        <w:t>False teachers will bring swift destruction upon themselves.</w:t>
+      </w:r>
+      <w:r>
+        <w:rPr>
+          <w:lang w:val="en_US" w:bidi="en_US"/>
+        </w:rPr>
+      </w:r>
+      <w:r>
+        <w:rPr>
+          <w:lang w:val="en_US" w:bidi="en_US"/>
+        </w:rPr>
+      </w:r>
+    </w:p>
+    <w:p>
+      <w:pPr/>
+      <w:r>
+        <w:rPr>
+          <w:lang w:val="en_US" w:bidi="en_US"/>
+        </w:rPr>
+      </w:r>
+    </w:p>
+    <w:p>
+      <w:pPr>
+        <w:pStyle w:val="Heading2"/>
+      </w:pPr>
+      <w:r>
+        <w:rPr>
+          <w:lang w:val="en_US" w:bidi="en_US"/>
+        </w:rPr>
+        <w:t>2 Peter 2:1 (#1)</w:t>
+      </w:r>
+      <w:r>
+        <w:rPr>
+          <w:lang w:val="en_US" w:bidi="en_US"/>
+        </w:rPr>
+      </w:r>
+    </w:p>
+    <w:p>
+      <w:pPr/>
+      <w:r>
+        <w:rPr>
+          <w:lang w:val="en_US" w:bidi="en_US"/>
+        </w:rPr>
+      </w:r>
+      <w:r>
+        <w:rPr>
+          <w:b/>
+          <w:lang w:val="en_US" w:bidi="en_US"/>
+        </w:rPr>
         <w:t>What will false teachers secretly bring to the believers?</w:t>
       </w:r>
     </w:p>
@@ -878,7 +941,7 @@
         <w:rPr>
           <w:lang w:val="en_US" w:bidi="en_US"/>
         </w:rPr>
-        <w:t>2 Peter 2:1 (#2)</w:t>
+        <w:t>2 Peter 2:1–3 (#1)</w:t>
       </w:r>
       <w:r>
         <w:rPr>
@@ -898,21 +961,21 @@
           <w:b/>
           <w:lang w:val="en_US" w:bidi="en_US"/>
         </w:rPr>
-        <w:t>What will come upon the false teachers?</w:t>
-      </w:r>
-    </w:p>
-    <w:p>
-      <w:pPr/>
-      <w:r>
-        <w:rPr>
-          <w:lang w:val="en_US" w:bidi="en_US"/>
-        </w:rPr>
-      </w:r>
-      <w:r>
-        <w:rPr>
-          <w:lang w:val="en_US" w:bidi="en_US"/>
-        </w:rPr>
-        <w:t>False teachers will bring swift destruction upon themselves.</w:t>
+        <w:t>What will false teachers do with deceptive words?</w:t>
+      </w:r>
+    </w:p>
+    <w:p>
+      <w:pPr/>
+      <w:r>
+        <w:rPr>
+          <w:lang w:val="en_US" w:bidi="en_US"/>
+        </w:rPr>
+      </w:r>
+      <w:r>
+        <w:rPr>
+          <w:lang w:val="en_US" w:bidi="en_US"/>
+        </w:rPr>
+        <w:t>False teachers greedily make a profit off of the brothers.</w:t>
       </w:r>
       <w:r>
         <w:rPr>
@@ -941,7 +1004,7 @@
         <w:rPr>
           <w:lang w:val="en_US" w:bidi="en_US"/>
         </w:rPr>
-        <w:t>2 Peter 2:1–3</w:t>
+        <w:t>2 Peter 2:4–6 (#1)</w:t>
       </w:r>
       <w:r>
         <w:rPr>
@@ -961,21 +1024,21 @@
           <w:b/>
           <w:lang w:val="en_US" w:bidi="en_US"/>
         </w:rPr>
-        <w:t>What will false teachers do with deceptive words?</w:t>
-      </w:r>
-    </w:p>
-    <w:p>
-      <w:pPr/>
-      <w:r>
-        <w:rPr>
-          <w:lang w:val="en_US" w:bidi="en_US"/>
-        </w:rPr>
-      </w:r>
-      <w:r>
-        <w:rPr>
-          <w:lang w:val="en_US" w:bidi="en_US"/>
-        </w:rPr>
-        <w:t>False teachers greedily make a profit off of the brothers.</w:t>
+        <w:t>Who did God not spare?</w:t>
+      </w:r>
+    </w:p>
+    <w:p>
+      <w:pPr/>
+      <w:r>
+        <w:rPr>
+          <w:lang w:val="en_US" w:bidi="en_US"/>
+        </w:rPr>
+      </w:r>
+      <w:r>
+        <w:rPr>
+          <w:lang w:val="en_US" w:bidi="en_US"/>
+        </w:rPr>
+        <w:t>God did not spare the angels who sinned, the ancient world, and the cities of Sodom and Gomorrah.</w:t>
       </w:r>
       <w:r>
         <w:rPr>
@@ -1004,7 +1067,7 @@
         <w:rPr>
           <w:lang w:val="en_US" w:bidi="en_US"/>
         </w:rPr>
-        <w:t>2 Peter 2:4–6</w:t>
+        <w:t>2 Peter 2:5 (#1)</w:t>
       </w:r>
       <w:r>
         <w:rPr>
@@ -1024,21 +1087,21 @@
           <w:b/>
           <w:lang w:val="en_US" w:bidi="en_US"/>
         </w:rPr>
-        <w:t>Who did God not spare?</w:t>
-      </w:r>
-    </w:p>
-    <w:p>
-      <w:pPr/>
-      <w:r>
-        <w:rPr>
-          <w:lang w:val="en_US" w:bidi="en_US"/>
-        </w:rPr>
-      </w:r>
-      <w:r>
-        <w:rPr>
-          <w:lang w:val="en_US" w:bidi="en_US"/>
-        </w:rPr>
-        <w:t>God did not spare the angels who sinned, the ancient world, and the cities of Sodom and Gomorrah.</w:t>
+        <w:t>Who did God preserve in the Flood?</w:t>
+      </w:r>
+    </w:p>
+    <w:p>
+      <w:pPr/>
+      <w:r>
+        <w:rPr>
+          <w:lang w:val="en_US" w:bidi="en_US"/>
+        </w:rPr>
+      </w:r>
+      <w:r>
+        <w:rPr>
+          <w:lang w:val="en_US" w:bidi="en_US"/>
+        </w:rPr>
+        <w:t>God preserved Noah with seven others.</w:t>
       </w:r>
       <w:r>
         <w:rPr>
@@ -1067,7 +1130,7 @@
         <w:rPr>
           <w:lang w:val="en_US" w:bidi="en_US"/>
         </w:rPr>
-        <w:t>2 Peter 2:5</w:t>
+        <w:t>2 Peter 2:9 (#1)</w:t>
       </w:r>
       <w:r>
         <w:rPr>
@@ -1087,21 +1150,21 @@
           <w:b/>
           <w:lang w:val="en_US" w:bidi="en_US"/>
         </w:rPr>
-        <w:t>Who did God preserve in the Flood?</w:t>
-      </w:r>
-    </w:p>
-    <w:p>
-      <w:pPr/>
-      <w:r>
-        <w:rPr>
-          <w:lang w:val="en_US" w:bidi="en_US"/>
-        </w:rPr>
-      </w:r>
-      <w:r>
-        <w:rPr>
-          <w:lang w:val="en_US" w:bidi="en_US"/>
-        </w:rPr>
-        <w:t>God preserved Noah with seven others.</w:t>
+        <w:t>What did God show by not sparing some and preserving others?</w:t>
+      </w:r>
+    </w:p>
+    <w:p>
+      <w:pPr/>
+      <w:r>
+        <w:rPr>
+          <w:lang w:val="en_US" w:bidi="en_US"/>
+        </w:rPr>
+      </w:r>
+      <w:r>
+        <w:rPr>
+          <w:lang w:val="en_US" w:bidi="en_US"/>
+        </w:rPr>
+        <w:t>God’s actions showed that the Lord knows how to rescue the godly men and how to keep the unrighteous men in custody.</w:t>
       </w:r>
       <w:r>
         <w:rPr>
@@ -1130,7 +1193,7 @@
         <w:rPr>
           <w:lang w:val="en_US" w:bidi="en_US"/>
         </w:rPr>
-        <w:t>2 Peter 2:9</w:t>
+        <w:t>2 Peter 2:10–11 (#1)</w:t>
       </w:r>
       <w:r>
         <w:rPr>
@@ -1150,21 +1213,21 @@
           <w:b/>
           <w:lang w:val="en_US" w:bidi="en_US"/>
         </w:rPr>
-        <w:t>What did God show by not sparing some and preserving others?</w:t>
-      </w:r>
-    </w:p>
-    <w:p>
-      <w:pPr/>
-      <w:r>
-        <w:rPr>
-          <w:lang w:val="en_US" w:bidi="en_US"/>
-        </w:rPr>
-      </w:r>
-      <w:r>
-        <w:rPr>
-          <w:lang w:val="en_US" w:bidi="en_US"/>
-        </w:rPr>
-        <w:t>God’s actions showed that the Lord knows how to rescue the godly men and how to keep the unrighteous men in custody.</w:t>
+        <w:t>Who were the glorious ones the ungodly men were unafraid to blaspheme?</w:t>
+      </w:r>
+    </w:p>
+    <w:p>
+      <w:pPr/>
+      <w:r>
+        <w:rPr>
+          <w:lang w:val="en_US" w:bidi="en_US"/>
+        </w:rPr>
+      </w:r>
+      <w:r>
+        <w:rPr>
+          <w:lang w:val="en_US" w:bidi="en_US"/>
+        </w:rPr>
+        <w:t>The glorious one were angels, who do not bring insulting judgments against men to the Lord.</w:t>
       </w:r>
       <w:r>
         <w:rPr>
@@ -1193,7 +1256,7 @@
         <w:rPr>
           <w:lang w:val="en_US" w:bidi="en_US"/>
         </w:rPr>
-        <w:t>2 Peter 2:10–11</w:t>
+        <w:t>2 Peter 2:14 (#1)</w:t>
       </w:r>
       <w:r>
         <w:rPr>
@@ -1213,21 +1276,21 @@
           <w:b/>
           <w:lang w:val="en_US" w:bidi="en_US"/>
         </w:rPr>
-        <w:t>Who were the glorious ones the ungodly men were unafraid to blaspheme?</w:t>
-      </w:r>
-    </w:p>
-    <w:p>
-      <w:pPr/>
-      <w:r>
-        <w:rPr>
-          <w:lang w:val="en_US" w:bidi="en_US"/>
-        </w:rPr>
-      </w:r>
-      <w:r>
-        <w:rPr>
-          <w:lang w:val="en_US" w:bidi="en_US"/>
-        </w:rPr>
-        <w:t>The glorious one were angels, who do not bring insulting judgments against men to the Lord.</w:t>
+        <w:t>Who do the false teachers entice?</w:t>
+      </w:r>
+    </w:p>
+    <w:p>
+      <w:pPr/>
+      <w:r>
+        <w:rPr>
+          <w:lang w:val="en_US" w:bidi="en_US"/>
+        </w:rPr>
+      </w:r>
+      <w:r>
+        <w:rPr>
+          <w:lang w:val="en_US" w:bidi="en_US"/>
+        </w:rPr>
+        <w:t>The false teachers entice unstable souls.</w:t>
       </w:r>
       <w:r>
         <w:rPr>
@@ -1256,7 +1319,7 @@
         <w:rPr>
           <w:lang w:val="en_US" w:bidi="en_US"/>
         </w:rPr>
-        <w:t>2 Peter 2:14</w:t>
+        <w:t>2 Peter 2:15–16 (#1)</w:t>
       </w:r>
       <w:r>
         <w:rPr>
@@ -1276,21 +1339,21 @@
           <w:b/>
           <w:lang w:val="en_US" w:bidi="en_US"/>
         </w:rPr>
-        <w:t>Who do the false teachers entice?</w:t>
-      </w:r>
-    </w:p>
-    <w:p>
-      <w:pPr/>
-      <w:r>
-        <w:rPr>
-          <w:lang w:val="en_US" w:bidi="en_US"/>
-        </w:rPr>
-      </w:r>
-      <w:r>
-        <w:rPr>
-          <w:lang w:val="en_US" w:bidi="en_US"/>
-        </w:rPr>
-        <w:t>The false teachers entice unstable souls.</w:t>
+        <w:t>Who stopped the prophet Balaam’s insanity?</w:t>
+      </w:r>
+    </w:p>
+    <w:p>
+      <w:pPr/>
+      <w:r>
+        <w:rPr>
+          <w:lang w:val="en_US" w:bidi="en_US"/>
+        </w:rPr>
+      </w:r>
+      <w:r>
+        <w:rPr>
+          <w:lang w:val="en_US" w:bidi="en_US"/>
+        </w:rPr>
+        <w:t>A mute donkey speaking in a human voice stopped Balaam.</w:t>
       </w:r>
       <w:r>
         <w:rPr>
@@ -1319,7 +1382,7 @@
         <w:rPr>
           <w:lang w:val="en_US" w:bidi="en_US"/>
         </w:rPr>
-        <w:t>2 Peter 2:15–16</w:t>
+        <w:t>2 Peter 2:19 (#1)</w:t>
       </w:r>
       <w:r>
         <w:rPr>
@@ -1339,21 +1402,21 @@
           <w:b/>
           <w:lang w:val="en_US" w:bidi="en_US"/>
         </w:rPr>
-        <w:t>Who stopped the prophet Balaam’s insanity?</w:t>
-      </w:r>
-    </w:p>
-    <w:p>
-      <w:pPr/>
-      <w:r>
-        <w:rPr>
-          <w:lang w:val="en_US" w:bidi="en_US"/>
-        </w:rPr>
-      </w:r>
-      <w:r>
-        <w:rPr>
-          <w:lang w:val="en_US" w:bidi="en_US"/>
-        </w:rPr>
-        <w:t>A mute donkey speaking in a human voice stopped Balaam.</w:t>
+        <w:t>To what is a man a slave?</w:t>
+      </w:r>
+    </w:p>
+    <w:p>
+      <w:pPr/>
+      <w:r>
+        <w:rPr>
+          <w:lang w:val="en_US" w:bidi="en_US"/>
+        </w:rPr>
+      </w:r>
+      <w:r>
+        <w:rPr>
+          <w:lang w:val="en_US" w:bidi="en_US"/>
+        </w:rPr>
+        <w:t>A man is a slave to whatever overcomes him.</w:t>
       </w:r>
       <w:r>
         <w:rPr>
@@ -1382,7 +1445,7 @@
         <w:rPr>
           <w:lang w:val="en_US" w:bidi="en_US"/>
         </w:rPr>
-        <w:t>2 Peter 2:19</w:t>
+        <w:t>2 Peter 2:20–21 (#1)</w:t>
       </w:r>
       <w:r>
         <w:rPr>
@@ -1402,21 +1465,21 @@
           <w:b/>
           <w:lang w:val="en_US" w:bidi="en_US"/>
         </w:rPr>
-        <w:t>To what is a man a slave?</w:t>
-      </w:r>
-    </w:p>
-    <w:p>
-      <w:pPr/>
-      <w:r>
-        <w:rPr>
-          <w:lang w:val="en_US" w:bidi="en_US"/>
-        </w:rPr>
-      </w:r>
-      <w:r>
-        <w:rPr>
-          <w:lang w:val="en_US" w:bidi="en_US"/>
-        </w:rPr>
-        <w:t>A man is a slave to whatever overcomes him.</w:t>
+        <w:t>For those who escape the wickedness of the world through the knowledge of Jesus Christ and then return to them, what would be better?</w:t>
+      </w:r>
+    </w:p>
+    <w:p>
+      <w:pPr/>
+      <w:r>
+        <w:rPr>
+          <w:lang w:val="en_US" w:bidi="en_US"/>
+        </w:rPr>
+      </w:r>
+      <w:r>
+        <w:rPr>
+          <w:lang w:val="en_US" w:bidi="en_US"/>
+        </w:rPr>
+        <w:t>What would be better is for them not to have known the way of righteousness.</w:t>
       </w:r>
       <w:r>
         <w:rPr>
@@ -1445,7 +1508,7 @@
         <w:rPr>
           <w:lang w:val="en_US" w:bidi="en_US"/>
         </w:rPr>
-        <w:t>2 Peter 2:20–21</w:t>
+        <w:t>2 Peter 3:1–2 (#1)</w:t>
       </w:r>
       <w:r>
         <w:rPr>
@@ -1465,21 +1528,21 @@
           <w:b/>
           <w:lang w:val="en_US" w:bidi="en_US"/>
         </w:rPr>
-        <w:t>For those who escape the wickedness of the world through the knowledge of Jesus Christ and then return to them, what would be better?</w:t>
-      </w:r>
-    </w:p>
-    <w:p>
-      <w:pPr/>
-      <w:r>
-        <w:rPr>
-          <w:lang w:val="en_US" w:bidi="en_US"/>
-        </w:rPr>
-      </w:r>
-      <w:r>
-        <w:rPr>
-          <w:lang w:val="en_US" w:bidi="en_US"/>
-        </w:rPr>
-        <w:t>What would be better is for them not to have known the way of righteousness.</w:t>
+        <w:t>Why did Peter write this second letter?</w:t>
+      </w:r>
+    </w:p>
+    <w:p>
+      <w:pPr/>
+      <w:r>
+        <w:rPr>
+          <w:lang w:val="en_US" w:bidi="en_US"/>
+        </w:rPr>
+      </w:r>
+      <w:r>
+        <w:rPr>
+          <w:lang w:val="en_US" w:bidi="en_US"/>
+        </w:rPr>
+        <w:t>He wrote so that the beloved might recall the words said before by the prophets and about the command of their Lord and Savior.</w:t>
       </w:r>
       <w:r>
         <w:rPr>
@@ -1508,7 +1571,7 @@
         <w:rPr>
           <w:lang w:val="en_US" w:bidi="en_US"/>
         </w:rPr>
-        <w:t>2 Peter 3:1–2</w:t>
+        <w:t>2 Peter 3:3–4 (#1)</w:t>
       </w:r>
       <w:r>
         <w:rPr>
@@ -1528,21 +1591,21 @@
           <w:b/>
           <w:lang w:val="en_US" w:bidi="en_US"/>
         </w:rPr>
-        <w:t>Why did Peter write this second letter?</w:t>
-      </w:r>
-    </w:p>
-    <w:p>
-      <w:pPr/>
-      <w:r>
-        <w:rPr>
-          <w:lang w:val="en_US" w:bidi="en_US"/>
-        </w:rPr>
-      </w:r>
-      <w:r>
-        <w:rPr>
-          <w:lang w:val="en_US" w:bidi="en_US"/>
-        </w:rPr>
-        <w:t>He wrote so that the beloved might recall the words said before by the prophets and about the command of their Lord and Savior.</w:t>
+        <w:t>What would mockers say in the last days?</w:t>
+      </w:r>
+    </w:p>
+    <w:p>
+      <w:pPr/>
+      <w:r>
+        <w:rPr>
+          <w:lang w:val="en_US" w:bidi="en_US"/>
+        </w:rPr>
+      </w:r>
+      <w:r>
+        <w:rPr>
+          <w:lang w:val="en_US" w:bidi="en_US"/>
+        </w:rPr>
+        <w:t>Mockers would question the promise of Jesus’ return and say that all things remain the same since the beginning of creation.</w:t>
       </w:r>
       <w:r>
         <w:rPr>
@@ -1571,7 +1634,7 @@
         <w:rPr>
           <w:lang w:val="en_US" w:bidi="en_US"/>
         </w:rPr>
-        <w:t>2 Peter 3:3–4</w:t>
+        <w:t>2 Peter 3:5–7 (#1)</w:t>
       </w:r>
       <w:r>
         <w:rPr>
@@ -1591,21 +1654,21 @@
           <w:b/>
           <w:lang w:val="en_US" w:bidi="en_US"/>
         </w:rPr>
-        <w:t>What would mockers say in the last days?</w:t>
-      </w:r>
-    </w:p>
-    <w:p>
-      <w:pPr/>
-      <w:r>
-        <w:rPr>
-          <w:lang w:val="en_US" w:bidi="en_US"/>
-        </w:rPr>
-      </w:r>
-      <w:r>
-        <w:rPr>
-          <w:lang w:val="en_US" w:bidi="en_US"/>
-        </w:rPr>
-        <w:t>Mockers would question the promise of Jesus’ return and say that all things remain the same since the beginning of creation.</w:t>
+        <w:t>How were the heavens and earth established, and how were they being reserved for fire and for the day of judgment and the destruction of ungodly people?</w:t>
+      </w:r>
+    </w:p>
+    <w:p>
+      <w:pPr/>
+      <w:r>
+        <w:rPr>
+          <w:lang w:val="en_US" w:bidi="en_US"/>
+        </w:rPr>
+      </w:r>
+      <w:r>
+        <w:rPr>
+          <w:lang w:val="en_US" w:bidi="en_US"/>
+        </w:rPr>
+        <w:t>They were established and reserved by the word of God.</w:t>
       </w:r>
       <w:r>
         <w:rPr>
@@ -1634,7 +1697,7 @@
         <w:rPr>
           <w:lang w:val="en_US" w:bidi="en_US"/>
         </w:rPr>
-        <w:t>2 Peter 3:5–7</w:t>
+        <w:t>2 Peter 3:9 (#1)</w:t>
       </w:r>
       <w:r>
         <w:rPr>
@@ -1654,21 +1717,21 @@
           <w:b/>
           <w:lang w:val="en_US" w:bidi="en_US"/>
         </w:rPr>
-        <w:t>How were the heavens and earth established, and how were they being reserved for fire and for the day of judgment and the destruction of ungodly people?</w:t>
-      </w:r>
-    </w:p>
-    <w:p>
-      <w:pPr/>
-      <w:r>
-        <w:rPr>
-          <w:lang w:val="en_US" w:bidi="en_US"/>
-        </w:rPr>
-      </w:r>
-      <w:r>
-        <w:rPr>
-          <w:lang w:val="en_US" w:bidi="en_US"/>
-        </w:rPr>
-        <w:t>They were established and reserved by the word of God.</w:t>
+        <w:t>Why was the Lord patient towards the beloved?</w:t>
+      </w:r>
+    </w:p>
+    <w:p>
+      <w:pPr/>
+      <w:r>
+        <w:rPr>
+          <w:lang w:val="en_US" w:bidi="en_US"/>
+        </w:rPr>
+      </w:r>
+      <w:r>
+        <w:rPr>
+          <w:lang w:val="en_US" w:bidi="en_US"/>
+        </w:rPr>
+        <w:t>Because he desires that they not perish, but have time for all to repent.</w:t>
       </w:r>
       <w:r>
         <w:rPr>
@@ -1697,7 +1760,7 @@
         <w:rPr>
           <w:lang w:val="en_US" w:bidi="en_US"/>
         </w:rPr>
-        <w:t>2 Peter 3:9</w:t>
+        <w:t>2 Peter 3:10 (#1)</w:t>
       </w:r>
       <w:r>
         <w:rPr>
@@ -1717,21 +1780,21 @@
           <w:b/>
           <w:lang w:val="en_US" w:bidi="en_US"/>
         </w:rPr>
-        <w:t>Why was the Lord patient towards the beloved?</w:t>
-      </w:r>
-    </w:p>
-    <w:p>
-      <w:pPr/>
-      <w:r>
-        <w:rPr>
-          <w:lang w:val="en_US" w:bidi="en_US"/>
-        </w:rPr>
-      </w:r>
-      <w:r>
-        <w:rPr>
-          <w:lang w:val="en_US" w:bidi="en_US"/>
-        </w:rPr>
-        <w:t>Because he desires that they not perish, but have time for all to repent.</w:t>
+        <w:t>How will the day of the Lord come?</w:t>
+      </w:r>
+    </w:p>
+    <w:p>
+      <w:pPr/>
+      <w:r>
+        <w:rPr>
+          <w:lang w:val="en_US" w:bidi="en_US"/>
+        </w:rPr>
+      </w:r>
+      <w:r>
+        <w:rPr>
+          <w:lang w:val="en_US" w:bidi="en_US"/>
+        </w:rPr>
+        <w:t>The day of the Lord will come like a thief.</w:t>
       </w:r>
       <w:r>
         <w:rPr>
@@ -1760,7 +1823,7 @@
         <w:rPr>
           <w:lang w:val="en_US" w:bidi="en_US"/>
         </w:rPr>
-        <w:t>2 Peter 3:10</w:t>
+        <w:t>2 Peter 3:11–13 (#1)</w:t>
       </w:r>
       <w:r>
         <w:rPr>
@@ -1780,21 +1843,21 @@
           <w:b/>
           <w:lang w:val="en_US" w:bidi="en_US"/>
         </w:rPr>
-        <w:t>How will the day of the Lord come?</w:t>
-      </w:r>
-    </w:p>
-    <w:p>
-      <w:pPr/>
-      <w:r>
-        <w:rPr>
-          <w:lang w:val="en_US" w:bidi="en_US"/>
-        </w:rPr>
-      </w:r>
-      <w:r>
-        <w:rPr>
-          <w:lang w:val="en_US" w:bidi="en_US"/>
-        </w:rPr>
-        <w:t>The day of the Lord will come like a thief.</w:t>
+        <w:t>Why did Peter ask the beloved what kind of people they should be in respect to holy living and godliness?</w:t>
+      </w:r>
+    </w:p>
+    <w:p>
+      <w:pPr/>
+      <w:r>
+        <w:rPr>
+          <w:lang w:val="en_US" w:bidi="en_US"/>
+        </w:rPr>
+      </w:r>
+      <w:r>
+        <w:rPr>
+          <w:lang w:val="en_US" w:bidi="en_US"/>
+        </w:rPr>
+        <w:t>Because the heavens and earth would be destroyed, and because they expected righteousness to live in the new heavens and new earth.</w:t>
       </w:r>
       <w:r>
         <w:rPr>
@@ -1823,7 +1886,7 @@
         <w:rPr>
           <w:lang w:val="en_US" w:bidi="en_US"/>
         </w:rPr>
-        <w:t>2 Peter 3:11–13</w:t>
+        <w:t>2 Peter 3:15–16 (#1)</w:t>
       </w:r>
       <w:r>
         <w:rPr>
@@ -1843,21 +1906,21 @@
           <w:b/>
           <w:lang w:val="en_US" w:bidi="en_US"/>
         </w:rPr>
-        <w:t>Why did Peter ask the beloved what kind of people they should be in respect to holy living and godliness?</w:t>
-      </w:r>
-    </w:p>
-    <w:p>
-      <w:pPr/>
-      <w:r>
-        <w:rPr>
-          <w:lang w:val="en_US" w:bidi="en_US"/>
-        </w:rPr>
-      </w:r>
-      <w:r>
-        <w:rPr>
-          <w:lang w:val="en_US" w:bidi="en_US"/>
-        </w:rPr>
-        <w:t>Because the heavens and earth would be destroyed, and because they expected righteousness to live in the new heavens and new earth.</w:t>
+        <w:t>What will happen to ignorant and unknowledgeable men who distort the wisdom given to Paul and distort other Scriptures?</w:t>
+      </w:r>
+    </w:p>
+    <w:p>
+      <w:pPr/>
+      <w:r>
+        <w:rPr>
+          <w:lang w:val="en_US" w:bidi="en_US"/>
+        </w:rPr>
+      </w:r>
+      <w:r>
+        <w:rPr>
+          <w:lang w:val="en_US" w:bidi="en_US"/>
+        </w:rPr>
+        <w:t>Their actions will result in their own destruction.</w:t>
       </w:r>
       <w:r>
         <w:rPr>
@@ -1886,70 +1949,7 @@
         <w:rPr>
           <w:lang w:val="en_US" w:bidi="en_US"/>
         </w:rPr>
-        <w:t>2 Peter 3:15–16</w:t>
-      </w:r>
-      <w:r>
-        <w:rPr>
-          <w:lang w:val="en_US" w:bidi="en_US"/>
-        </w:rPr>
-      </w:r>
-    </w:p>
-    <w:p>
-      <w:pPr/>
-      <w:r>
-        <w:rPr>
-          <w:lang w:val="en_US" w:bidi="en_US"/>
-        </w:rPr>
-      </w:r>
-      <w:r>
-        <w:rPr>
-          <w:b/>
-          <w:lang w:val="en_US" w:bidi="en_US"/>
-        </w:rPr>
-        <w:t>What will happen to ignorant and unknowledgeable men who distort the wisdom given to Paul and distort other Scriptures?</w:t>
-      </w:r>
-    </w:p>
-    <w:p>
-      <w:pPr/>
-      <w:r>
-        <w:rPr>
-          <w:lang w:val="en_US" w:bidi="en_US"/>
-        </w:rPr>
-      </w:r>
-      <w:r>
-        <w:rPr>
-          <w:lang w:val="en_US" w:bidi="en_US"/>
-        </w:rPr>
-        <w:t>Their actions will result in their own destruction.</w:t>
-      </w:r>
-      <w:r>
-        <w:rPr>
-          <w:lang w:val="en_US" w:bidi="en_US"/>
-        </w:rPr>
-      </w:r>
-      <w:r>
-        <w:rPr>
-          <w:lang w:val="en_US" w:bidi="en_US"/>
-        </w:rPr>
-      </w:r>
-    </w:p>
-    <w:p>
-      <w:pPr/>
-      <w:r>
-        <w:rPr>
-          <w:lang w:val="en_US" w:bidi="en_US"/>
-        </w:rPr>
-      </w:r>
-    </w:p>
-    <w:p>
-      <w:pPr>
-        <w:pStyle w:val="Heading2"/>
-      </w:pPr>
-      <w:r>
-        <w:rPr>
-          <w:lang w:val="en_US" w:bidi="en_US"/>
-        </w:rPr>
-        <w:t>2 Peter 3:17–18</w:t>
+        <w:t>2 Peter 3:17–18 (#1)</w:t>
       </w:r>
       <w:r>
         <w:rPr>
